--- a/paper/V2.0/Draft.docx
+++ b/paper/V2.0/Draft.docx
@@ -9265,8 +9265,8 @@
     <w:rsidRoot w:val="001634C0"/>
     <w:rsid w:val="001634C0"/>
     <w:rsid w:val="00190436"/>
-    <w:rsid w:val="00451990"/>
     <w:rsid w:val="004D7273"/>
+    <w:rsid w:val="00887D29"/>
     <w:rsid w:val="0089690D"/>
     <w:rsid w:val="00EC05CF"/>
   </w:rsids>
